--- a/company-brain.docx
+++ b/company-brain.docx
@@ -7,7 +7,7 @@
         <w:pStyle w:val="Title"/>
       </w:pPr>
       <w:r>
-        <w:t>Company Brain: Knowledge That Remains Useful</w:t>
+        <w:t>Company Brain: From Human Learning to Accountable Agent Orchestration</w:t>
       </w:r>
     </w:p>
     <w:p>
@@ -15,12 +15,12 @@
         <w:pStyle w:val="Heading1"/>
       </w:pPr>
       <w:r>
-        <w:t>A thesis of cumulative expertise, bounded agency and human direction</w:t>
+        <w:t>Durable context, transferable procedures and evidence-bound adaptation</w:t>
       </w:r>
     </w:p>
     <w:p>
       <w:r>
-        <w:t>Alexandru Rada · 11 October 2026 · Public thesis edition 1.0</w:t>
+        <w:t>Alexandru Rada · 11 October 2026 · Research manuscript, edition 1.1</w:t>
       </w:r>
     </w:p>
     <w:p>
@@ -33,7 +33,12 @@
     </w:p>
     <w:p>
       <w:r>
-        <w:t>Useful work leaves more than an answer. It leaves evidence, corrections, methods and a better understanding of what matters. This thesis proposes an architecture in which these consequences become durable, scoped resources for later human–agent collaboration. A fast retrieval layer makes current knowledge available; a deliberative layer applies selected procedures and tools; an evaluation boundary determines what may be retained and reused. The central claim is conditional: accumulated experience can increase organisational capability when its applicability, authority and consequences remain inspectable and revisable. We develop that claim into contracts for memory, skills, task execution, scheduled routines and human oversight. We connect the architecture to research on retrieval and experiential agents, then specify an implementation sequence and an evaluation programme. The contribution is a coherent design thesis and a testable method. Its proposed gains in transfer, efficiency and human autonomy remain empirical questions.</w:t>
+        <w:t>Agent systems can complete individual tasks while failing to preserve the conditions that made those tasks successful. Instructions disappear into conversations, corrections compete with obsolete records, and a method that worked once becomes a general rule without evidence of transfer. This paper develops Company Brain as an architecture for preserving useful consequences of work. Its unit of accumulation is a scoped relationship among an objective, governing sources, a procedure, an observed result and an evaluation. The architecture separates retrieval from deliberative execution, preserves distinct classes of memory, binds results to source versions, and places skill promotion behind explicit acceptance conditions. Research on worked examples, retrieval, experiential agents and context maintenance motivates these mechanisms. A formal account specifies eligibility, context allocation, state transitions and resource measures. Worked scenarios connect correction and procedural abstraction to later tasks. A public deterministic fixture demonstrates five narrow retrieval invariants; broader gains in task performance and transfer are specified as controlled experiments. The contribution is a testable architectural synthesis in which continuity is maintained through evidence and revision rather than indiscriminate retention.</w:t>
+      </w:r>
+    </w:p>
+    <w:p>
+      <w:r>
+        <w:t>Keywords: agent orchestration; external memory; procedural learning; context engineering; provenance; evaluation.</w:t>
       </w:r>
     </w:p>
     <w:p>
@@ -41,27 +46,27 @@
         <w:pStyle w:val="Heading1"/>
       </w:pPr>
       <w:r>
-        <w:t>1. From an answer to an accumulated capability</w:t>
+        <w:t>1. Continuity as an engineering problem</w:t>
       </w:r>
     </w:p>
     <w:p>
       <w:r>
-        <w:t>A person often repeats context because a previous success has not become usable knowledge. A team repeats a mistake because the correction remained in a conversation. An automated system repeats a procedure because it cannot distinguish an accepted method from an obsolete instruction. These are continuity problems: the consequence of work fails to reach the next relevant decision.</w:t>
+        <w:t>Work does not end when an answer is produced. A completed task may reveal that an instruction was ambiguous, a source was obsolete, a dependency was unavailable or a method was unexpectedly useful. These consequences matter because a later task may depend on precisely the distinction that the earlier interaction resolved. An organisation that preserves only the finished answer loses much of the knowledge required to reproduce or revise it.</w:t>
       </w:r>
     </w:p>
     <w:p>
       <w:r>
-        <w:t>Company Brain treats a completed piece of work as a potential contribution to future capability. The retained unit connects an objective, its scope, the sources consulted, an output, the checks applied and any correction. Later work can recover that unit without reconstructing the whole conversation. A useful method may become a skill when its prerequisites and limits can be stated and its behaviour tested.</w:t>
+        <w:t>Company Brain addresses this problem through a persistent environment around a general-purpose model. The model contributes interpretation and generation; external records supply current context; tools carry out operations; evaluations determine which consequences warrant reuse. Improvement is attributed to this arrangement only when subsequent performance supports that conclusion. A growing archive, an elaborate graph and a confident agent are individually insufficient measures of accumulated capability.</w:t>
       </w:r>
     </w:p>
     <w:p>
       <w:r>
-        <w:t>The argument has four steps. Work produces experience. Evaluation identifies a useful consequence within a scope. Structured retention makes that consequence available. Appropriate retrieval lets it affect later work. Each step can fail independently. A large archive without selection burdens the next task; a reusable procedure without valid scope spreads error; an apparently successful output without evaluation teaches the wrong lesson.</w:t>
+        <w:t>The thesis is that useful experience becomes transferable when the system preserves both what happened and the conditions under which it was useful. This requires more than semantic similarity. A previously correct answer may belong to another project. A successful procedure may depend on a tool that has changed. An accepted preference may govern the form of a report without establishing the truth of its claims. Retrieval must distinguish relevance from authority, and learning must distinguish a reusable principle from the incidental details of its first example.</w:t>
       </w:r>
     </w:p>
     <w:p>
       <w:r>
-        <w:t>The intended accumulation belongs to an arrangement of people, models, records and tools. It can occur with fixed model weights. Human learning, model training and improvement of an external procedure are distinct processes, even when they interact during the same project.</w:t>
+        <w:t>Four research questions organise the argument. What information must survive a task for its result to remain interpretable? How can a correction reliably affect dependent work? Under what conditions does an extracted procedure improve a different task? What evidence establishes that the resulting environment is more useful than a simpler system? The architecture supplies explicit contracts for the first two questions and an experimental design for the latter two. Its intended audience is researchers and engineers concerned with continuing agent work.</w:t>
       </w:r>
     </w:p>
     <w:p>
@@ -69,27 +74,61 @@
         <w:pStyle w:val="Heading1"/>
       </w:pPr>
       <w:r>
-        <w:t>2. Research foundations and the proposed contribution</w:t>
+        <w:t>2. Learning principles and engineering hypotheses</w:t>
+      </w:r>
+    </w:p>
+    <w:p>
+      <w:pPr>
+        <w:pStyle w:val="Heading2"/>
+      </w:pPr>
+      <w:r>
+        <w:t>2.1 Worked examples and the preservation of conditions</w:t>
       </w:r>
     </w:p>
     <w:p>
       <w:r>
-        <w:t>Retrieval-augmented generation connects generated answers to an external information resource [1]. This supports the separation between a model's parameters and task-accessible knowledge. Company Brain extends the design question to authority, correction and the conditions under which an earlier result remains eligible for use.</w:t>
+        <w:t>Sweller and Cooper examined worked examples in algebra learning [1]. Their relevance here is methodological: an example exposes intermediate relations that a final answer conceals, while competence must still be assessed on new problems. The engineering hypothesis is that an agent benefits from a procedure whose prerequisites, decisions and checks are retained, rather than from a transcript copied wholesale. This hypothesis requires evaluation in agent tasks; a result about human instruction does not supply that evaluation.</w:t>
       </w:r>
     </w:p>
     <w:p>
       <w:r>
-        <w:t>Reflexion studies the reuse of linguistic feedback across trials [2]. Agent Workflow Memory derives reusable workflows from experience and supplies them during later tasks [3]. These mechanisms support investigating procedural accumulation. Their reported outcomes belong to their respective evaluations; they do not establish the effectiveness of the architecture proposed here.</w:t>
+        <w:t>A retained example consequently contains more than a successful sequence. It identifies the initial state, intended consequence, constraints and observation that distinguished success from apparent success. In a software repair, an error message and a patch are incomplete without the failing input and regression check. In a report, the corrected total is incomplete without its units, reporting period and governing definition. The record supports recognition of a comparable problem while exposing reasons why the method might not apply.</w:t>
+      </w:r>
+    </w:p>
+    <w:p>
+      <w:pPr>
+        <w:pStyle w:val="Heading2"/>
+      </w:pPr>
+      <w:r>
+        <w:t>2.2 Feedback relative to a consequence</w:t>
       </w:r>
     </w:p>
     <w:p>
       <w:r>
-        <w:t>Provenance standards supply a language for connecting entities, activities and responsible agents [4]. Distributed tracing provides a way to correlate activity across execution boundaries [5]. Together they motivate inspectable dependencies and receipts. Recording a source identity or a successful call establishes neither the truth of a statement nor the usefulness of the result.</w:t>
+        <w:t>Kahneman and Klein associate reliable intuitive expertise with learnable environmental regularities and opportunities for informative feedback [2]. For an engineered learning environment, the corresponding requirement is to state what feedback evaluates. A unit test supplies evidence about specified behaviour. An author's approval supplies evidence about a passage's suitability for an intended use. A source correction changes the admissible factual basis. These signals should not be compressed into an undifferentiated success flag.</w:t>
       </w:r>
     </w:p>
     <w:p>
       <w:r>
-        <w:t>The proposed contribution is the integration of these concerns around continuing work: a versioned relationship between purpose, source, procedure, execution, evaluation and retained consequence. We claim a design synthesis, not priority for memory, retrieval, orchestration or feedback themselves. A stronger research contribution would demonstrate that this integration improves defined outcomes relative to simpler alternatives.</w:t>
+        <w:t>An answer may be elegantly written but use an obsolete policy. Approval of its language cannot validate its policy claim. Conversely, a mechanically correct result may fail because it is incomprehensible to its audience. An evaluation record preserves these dimensions independently. A later agent can then reuse a writing method without inheriting a factual error, or retain a correct calculation while revising its presentation.</w:t>
+      </w:r>
+    </w:p>
+    <w:p>
+      <w:pPr>
+        <w:pStyle w:val="Heading2"/>
+      </w:pPr>
+      <w:r>
+        <w:t>2.3 External adaptation and contextual limits</w:t>
+      </w:r>
+    </w:p>
+    <w:p>
+      <w:r>
+        <w:t>Retrieval-augmented generation separates generated output from the external information resource consulted during generation [3]. Organisational adaptation can therefore occur through accessible records while model parameters remain fixed. The retrieval and update process becomes an explicit object of evaluation.</w:t>
+      </w:r>
+    </w:p>
+    <w:p>
+      <w:r>
+        <w:t>Long context alone does not settle whether relevant evidence is used. Liu and colleagues found that performance in their long-context tasks varied with the position of relevant information [4]. This motivates bounded, purpose-driven context construction and separate measurements of source coverage and answer quality. It does not establish a universal optimal context length. The practical question is which evidence a task needs and whether the system uses it correctly.</w:t>
       </w:r>
     </w:p>
     <w:p>
@@ -97,22 +136,32 @@
         <w:pStyle w:val="Heading1"/>
       </w:pPr>
       <w:r>
-        <w:t>3. Memory as an accountable relationship</w:t>
+        <w:t>3. Research mechanisms and architectural synthesis</w:t>
       </w:r>
     </w:p>
     <w:p>
       <w:r>
-        <w:t>Memory should preserve distinctions that matter to action. An episode records what happened. A factual claim records what is supported and by which source. A decision records a choice and its scope. A preference belongs to a person or project. A skill describes a reusable procedure. Operational state records an unfinished or completed activity. These categories may link to one another without being interchangeable.</w:t>
+        <w:t>Reflexion studies retained linguistic feedback across attempts [5]. ExpeL investigates extracting insights from experience for later decisions [6]. These mechanisms motivate a candidate-lesson stage: an interpretation of a result can guide further work without immediately becoming accepted organisational knowledge. The system retains the evidence through which that lesson can be challenged.</w:t>
       </w:r>
     </w:p>
     <w:p>
       <w:r>
-        <w:t>Every reusable record needs identity, scope, version, provenance and status. A candidate remains a candidate after it is indexed. A superseded rule remains historical evidence while becoming ineligible for current work. A correction should identify affected dependants, including saved answers and skills, rather than merely adding another competing paragraph to the archive.</w:t>
+        <w:t>Voyager demonstrates a skill-library approach in Minecraft, including retrieval and composition of executable skills [7]. Agent Workflow Memory induces reusable workflows and selectively supplies them during web navigation [8]. Their relevance is procedural: retained capability can be more structured than a summary of facts. Their empirical results remain specific to their experimental conditions. Company Brain adopts prerequisites, versioned procedures and transfer tests as design obligations rather than importing those performance estimates.</w:t>
       </w:r>
     </w:p>
     <w:p>
       <w:r>
-        <w:t>Retrieval first applies the authority and scope boundary, then relevance. The selected context should contain enough evidence to act and enough uncertainty to abstain. Loading an entire archive can obscure the governing instruction. A compact map instead leads from the relevant area to its current records and supporting material.</w:t>
+        <w:t>Agentic Context Engineering treats evolving context as a maintained playbook and studies structured incremental updates [9]. This addresses a related maintenance problem: replacing a whole context with a shorter summary can discard distinctions needed later. Company Brain proposes local, attributable changes with recoverable predecessors. An update is evaluated for its effect on affected tasks, not merely for improved wording.</w:t>
+      </w:r>
+    </w:p>
+    <w:p>
+      <w:r>
+        <w:t>Research on self-correction identifies settings in which another reasoning pass without adequate external feedback fails to improve reliability [10]. A reviewer role can provide a useful perspective, but its label establishes neither independence nor correctness. Where possible, acceptance rests on observable behaviour, source comparison and reproducible checks. Where judgment is unavoidable, the evaluator and basis of judgment remain explicit.</w:t>
+      </w:r>
+    </w:p>
+    <w:p>
+      <w:r>
+        <w:t>The synthesis connects six relations: objective to authority, authority to eligible evidence, evidence to procedure, procedure to observed execution, execution to evaluation, and evaluation to retained consequence. Each relation can fail even when neighbouring components appear healthy. This relational focus distinguishes a continuity mechanism from a collection of files or agent role descriptions. Provenance standards offer a compatible vocabulary for entities, activities and responsible agents [12]; a provenance record remains evidence of attribution rather than a certificate of truth.</w:t>
       </w:r>
     </w:p>
     <w:p>
@@ -120,22 +169,81 @@
         <w:pStyle w:val="Heading1"/>
       </w:pPr>
       <w:r>
-        <w:t>4. Two layers with different responsibilities</w:t>
+        <w:t>4. A formal account of retained work</w:t>
+      </w:r>
+    </w:p>
+    <w:p>
+      <w:pPr>
+        <w:pStyle w:val="Heading2"/>
+      </w:pPr>
+      <w:r>
+        <w:t>4.1 Scope and eligibility</w:t>
       </w:r>
     </w:p>
     <w:p>
       <w:r>
-        <w:t>Layer 1 handles orientation and qualified retrieval: identify the outcome, project, relevant domain, available evidence and eligible saved result. Exact reuse is appropriate only when the question and its significant context still match. Changed sources, instructions or scope require reconsideration. Similar wording alone is insufficient.</w:t>
+        <w:t>Let a memory record r contain identity, type, project scope, version, source dependencies, status, content and evidence references. Type distinguishes factual claims, work episodes, decisions, preferences, procedures and operational state. Status distinguishes candidate, accepted, rejected and superseded uses. Acceptance always concerns a specified purpose; it does not turn every statement in a record into an independently verified fact.</w:t>
       </w:r>
     </w:p>
     <w:p>
       <w:r>
-        <w:t>Layer 2 performs task-specific deliberation and execution. It receives selected evidence, the exact procedure, actual available tools, permitted effects, output destination and acceptance criteria. It can ask for missing information, perform bounded work or return a useful failure. The layers describe responsibilities; they need not require two model calls for every request.</w:t>
+        <w:t>For task q at time t, define eligibility as a conjunction:</w:t>
       </w:r>
     </w:p>
     <w:p>
       <w:r>
-        <w:t>An accepted Layer 2 result can enrich Layer 1. Retention preserves what was checked, under which conditions, and with what remaining uncertainty. This creates a feedback path without assuming that every fluent response deserves promotion. A saved result can remain useful research while being unsuitable for automatic replay.</w:t>
+        <w:t>E(r, q, t) = scope(r, q) AND authority(r, q) AND accepted(r, q) AND current(r, t) AND intact(r).</w:t>
+      </w:r>
+    </w:p>
+    <w:p>
+      <w:r>
+        <w:t>Each term requires a host check. A project label can filter records but cannot authenticate a user. A hash can detect artifact change but cannot establish that its content was true. A source-version match is useful only if source changes are registered. These distinctions determine the implementation's defensible claims.</w:t>
+      </w:r>
+    </w:p>
+    <w:p>
+      <w:r>
+        <w:t>Eligibility precedes relevance ranking. Otherwise a highly similar but unauthorised or superseded record can displace valid evidence. After filtering, selection follows current acceptance criteria. Missing support is a meaningful result: the agent may need to research, abstain or request a material clarification rather than manufacture continuity.</w:t>
+      </w:r>
+    </w:p>
+    <w:p>
+      <w:pPr>
+        <w:pStyle w:val="Heading2"/>
+      </w:pPr>
+      <w:r>
+        <w:t>4.2 Fixed models and changing context</w:t>
+      </w:r>
+    </w:p>
+    <w:p>
+      <w:r>
+        <w:t>Let theta denote fixed model parameters, q_t a task, M_t retained state, and R an eligibility-aware retrieval function. Task context is C_t = R(q_t, M_t). The model-and-tool procedure produces y_t = F_theta(q_t, C_t, T_t), where T_t denotes available tool contracts and observed results. Evaluation V assesses y_t against the task. The memory transition is M_(t+1) = U(M_t, q_t, y_t, V_t), with U restricted by version and acceptance rules.</w:t>
+      </w:r>
+    </w:p>
+    <w:p>
+      <w:r>
+        <w:t>This representation locates adaptation in retrieval, procedures and retained state. It also separates causes. Improvement after a model upgrade cannot be attributed solely to memory; improvement after a larger tool budget cannot be attributed solely to procedural reuse. Evaluation must hold these variables fixed or report their changes.</w:t>
+      </w:r>
+    </w:p>
+    <w:p>
+      <w:pPr>
+        <w:pStyle w:val="Heading2"/>
+      </w:pPr>
+      <w:r>
+        <w:t>4.3 Context and retrieval measures</w:t>
+      </w:r>
+    </w:p>
+    <w:p>
+      <w:r>
+        <w:t>A context budget includes governing instructions, selected evidence, tool descriptions and output reserve. If their token costs are g, e, u and o, feasibility requires g + e + u + o &lt;= B, where B is the available budget. Selection preserves decisive evidence and constraints before optional background. Compression is acceptable only if task-relevant distinctions survive it.</w:t>
+      </w:r>
+    </w:p>
+    <w:p>
+      <w:r>
+        <w:t>Reciprocal rank fusion supplies a baseline for combining ranked lists: score(r) = sum_j 1 / (k + rank_j(r)), with absent records contributing zero and k a fixed positive constant [11]. Ranking does not alter eligibility. Its value must be compared with simpler selection under a shared corpus and budget.</w:t>
+      </w:r>
+    </w:p>
+    <w:p>
+      <w:r>
+        <w:t>Retrieval coverage is the number of retrieved relevant sources divided by the number of relevant sources for a task with known support. Tasks with no supporting source require a separate unsupported-task outcome. Coverage and correctness are measured separately because finding a source does not establish that an answer accurately represents it.</w:t>
       </w:r>
     </w:p>
     <w:p>
@@ -143,22 +251,68 @@
         <w:pStyle w:val="Heading1"/>
       </w:pPr>
       <w:r>
-        <w:t>5. Skills and organisational structure</w:t>
+        <w:t>5. From task to checked consequence</w:t>
       </w:r>
     </w:p>
     <w:p>
       <w:r>
-        <w:t>A skill combines purpose, prerequisites, steps, resources, tool requirements, output contract and tests. Expertise becomes portable when another executor can determine when the skill applies and how to recognise failure. A text file that describes an unavailable tool is a procedure proposal, not an executable capability.</w:t>
+        <w:t>A task contract identifies objective, owning project, permitted effects, source versions, dependencies, output destination, acceptance criteria and execution bounds. Its purpose is observable completion. The contract distinguishes producing an artifact from checking that artifact and obtaining required acceptance.</w:t>
       </w:r>
     </w:p>
     <w:p>
       <w:r>
-        <w:t>Three organisational levels clarify responsibility. The executive level maintains purpose, priorities and acceptable trade-offs. The coordinating level resolves dependencies and assigns bounded work. Specialists perform the selected operations and return artifacts with evidence. These functions can be implemented by people, deterministic code or models. Additional agents are justified by useful separation of responsibility, not by the appearance of a corporate hierarchy.</w:t>
+        <w:t>The proposed execution sequence is prepared, claimed, running, evaluated and terminal. Terminal outcomes distinguish accepted, failed, blocked and cancelled work. A claim identifies the responsible executor and expected record version. A second executor does not assume ownership merely because the first has been quiet. After interruption it reconciles the recorded attempt and external effects before deciding whether a retry is safe.</w:t>
       </w:r>
     </w:p>
     <w:p>
       <w:r>
-        <w:t>Handoffs identify the source versions, permitted tools, writable location, expected output and acceptance requirements. The receiving step must know whether its prerequisite succeeded. A final summary cannot repair a missing intermediate result. Independent checking is valuable where it can detect different errors; repeated agreement from the same evidence does not create independence.</w:t>
+        <w:t>An operation identity addresses duplicate delivery, not every uncertainty. If a request times out after a provider performed the action, a new request can duplicate it. The executor first queries the original operation where possible. If the provider has neither an idempotency contract nor a reliable status query, the result remains uncertain and requires a bounded recovery decision. A local ledger alone cannot promise exactly-once effects in arbitrary services.</w:t>
+      </w:r>
+    </w:p>
+    <w:p>
+      <w:r>
+        <w:t>Handoffs preserve task identity, source versions, writable scope, dependencies and acceptance evidence. A worker returns artifact identity, observations and unresolved gaps. The coordinator checks that the returned artifact is the one evaluated. A completion statement is an assertion to inspect, not the inspection itself.</w:t>
+      </w:r>
+    </w:p>
+    <w:p>
+      <w:r>
+        <w:drawing>
+          <wp:inline xmlns:a="http://schemas.openxmlformats.org/drawingml/2006/main" xmlns:pic="http://schemas.openxmlformats.org/drawingml/2006/picture">
+            <wp:extent cx="5669280" cy="2232279"/>
+            <wp:docPr id="1" name="Picture 1"/>
+            <wp:cNvGraphicFramePr>
+              <a:graphicFrameLocks noChangeAspect="1"/>
+            </wp:cNvGraphicFramePr>
+            <a:graphic>
+              <a:graphicData uri="http://schemas.openxmlformats.org/drawingml/2006/picture">
+                <pic:pic>
+                  <pic:nvPicPr>
+                    <pic:cNvPr id="0" name="task-map.png"/>
+                    <pic:cNvPicPr/>
+                  </pic:nvPicPr>
+                  <pic:blipFill>
+                    <a:blip r:embed="rId9"/>
+                    <a:stretch>
+                      <a:fillRect/>
+                    </a:stretch>
+                  </pic:blipFill>
+                  <pic:spPr>
+                    <a:xfrm>
+                      <a:off x="0" y="0"/>
+                      <a:ext cx="5669280" cy="2232279"/>
+                    </a:xfrm>
+                    <a:prstGeom prst="rect"/>
+                  </pic:spPr>
+                </pic:pic>
+              </a:graphicData>
+            </a:graphic>
+          </wp:inline>
+        </w:drawing>
+      </w:r>
+    </w:p>
+    <w:p>
+      <w:r>
+        <w:t>Figure 1. Explanatory task map. Arrows identify dependencies from objective to retained consequence. A map records relationships; successful execution requires separate evidence.</w:t>
       </w:r>
     </w:p>
     <w:p>
@@ -166,12 +320,89 @@
         <w:pStyle w:val="Heading1"/>
       </w:pPr>
       <w:r>
-        <w:t>6. MAPS and the visible system</w:t>
+        <w:t>6. Retrieval, deliberation and procedural abstraction</w:t>
+      </w:r>
+    </w:p>
+    <w:p>
+      <w:pPr>
+        <w:pStyle w:val="Heading2"/>
+      </w:pPr>
+      <w:r>
+        <w:t>6.1 Fast reuse and deliberative work</w:t>
       </w:r>
     </w:p>
     <w:p>
       <w:r>
-        <w:t>MAPS offers four useful questions. Memory: where is the relevant knowledge? Agent: who or what can carry out the work? Pulse: what initiates recurring work? Screen: what can a person understand and control? These are design views over shared records, not separate truths.</w:t>
+        <w:t>The first layer resolves purpose and retrieves eligible known material. A narrowly specified answer may be reused when its question, scope, source versions and relevant conversational conditions still match. Relative-time questions, changed policies and new authority constraints defeat such reuse. A fast answer that is wrong about applicability is not an efficiency gain.</w:t>
+      </w:r>
+    </w:p>
+    <w:p>
+      <w:r>
+        <w:t>The second layer performs work requiring interpretation, planning, research or tool execution. Its result can return to the first layer as source-linked evidence, subject to acceptance and dependency checks. Searchable evidence and exact-answer caching have different contracts: the former informs a new interpretation; the latter requires a defensible match to the earlier question and conditions.</w:t>
+      </w:r>
+    </w:p>
+    <w:p>
+      <w:r>
+        <w:t>This is an allocation of functions, not a biological model or an obligation to use two models. One model may perform both roles. Different models may be selected where supported, but the executed configuration belongs in the record. Model names and reasoning settings describe an actual call only when confirmed by its execution surface.</w:t>
+      </w:r>
+    </w:p>
+    <w:p>
+      <w:pPr>
+        <w:pStyle w:val="Heading2"/>
+      </w:pPr>
+      <w:r>
+        <w:t>6.2 From a correction to a transferable method</w:t>
+      </w:r>
+    </w:p>
+    <w:p>
+      <w:r>
+        <w:t>A correction often contains both a general insight and a local instruction. A request for fuller derivation may reveal missing causal steps; it does not establish that every email needs a derivation. Rejection of one analogy may identify a misleading equivalence; it does not establish that every analogy should disappear. Literal prompt replay can preserve wording while losing the reason for the correction.</w:t>
+      </w:r>
+    </w:p>
+    <w:p>
+      <w:r>
+        <w:t>Abstraction separates the original case, inferred principle and conditions of reuse. A candidate method records the failure it addresses, relevant audience and task family, expected benefit and counterexamples. Explicit reusable owner direction governs its stated scope. A model's broader inference remains a candidate until tested on a distinct task.</w:t>
+      </w:r>
+    </w:p>
+    <w:p>
+      <w:r>
+        <w:t>A writing procedure may require identifying an audience, recovering approved references, researching missing claims, developing an argument, comparing against criteria and revising observed failures. Topic, paragraph removal, word count and publication destination remain task data. Different writing families can use these operations without sharing a voice or argumentative structure. Transfer preserves method function while adapting content appropriately.</w:t>
+      </w:r>
+    </w:p>
+    <w:p>
+      <w:pPr>
+        <w:pStyle w:val="Heading2"/>
+      </w:pPr>
+      <w:r>
+        <w:t>6.3 Four bounded loops</w:t>
+      </w:r>
+    </w:p>
+    <w:p>
+      <w:r>
+        <w:t>The task loop interprets the objective and executes a bounded plan. The repair loop responds to a reproduced failure with a scoped change and a new check. The learning loop turns observed outcomes into candidate methods and tests applicability. The maintenance loop checks whether dependencies and procedures remain current. These loops exchange records but have different success criteria.</w:t>
+      </w:r>
+    </w:p>
+    <w:p>
+      <w:r>
+        <w:t>Each loop requires a trigger, input snapshot, owner, permitted effects, stopping condition and checked output. Maintenance does not invent a product objective; repair does not redefine author preferences as an optimisation; learning does not approve its own speculation merely because it produced a plausible explanation. Boundedness prevents indefinite self-review from being mistaken for progress.</w:t>
+      </w:r>
+    </w:p>
+    <w:p>
+      <w:pPr>
+        <w:pStyle w:val="Heading1"/>
+      </w:pPr>
+      <w:r>
+        <w:t>7. MAPS and operational representation</w:t>
+      </w:r>
+    </w:p>
+    <w:p>
+      <w:r>
+        <w:t>The practitioner MAPS guide distinguishes Memory, Agent, Pulse and Screen [13]. Memory supplies versioned records and source routes. Agent denotes the runtime performing authorised operations. Pulse denotes scheduled occurrences of defined routines. Screen presents relevant state for human inspection. These are practitioner design terms; the research question concerns the contracts connecting them.</w:t>
+      </w:r>
+    </w:p>
+    <w:p>
+      <w:r>
+        <w:t>The map is a projection, not a second authority. A task links to a skill, a source to a claim, a result to an evaluation, and a correction to affected dependants. Useful edge labels state the relation: governs, depends on, produced, checked by or supersedes. Link counts do not establish that targets are current or workflows have executed.</w:t>
       </w:r>
     </w:p>
     <w:p>
@@ -179,7 +410,7 @@
         <w:drawing>
           <wp:inline xmlns:a="http://schemas.openxmlformats.org/drawingml/2006/main" xmlns:pic="http://schemas.openxmlformats.org/drawingml/2006/picture">
             <wp:extent cx="5669280" cy="3132423"/>
-            <wp:docPr id="1" name="Picture 1"/>
+            <wp:docPr id="2" name="Picture 2"/>
             <wp:cNvGraphicFramePr>
               <a:graphicFrameLocks noChangeAspect="1"/>
             </wp:cNvGraphicFramePr>
@@ -191,7 +422,7 @@
                     <pic:cNvPicPr/>
                   </pic:nvPicPr>
                   <pic:blipFill>
-                    <a:blip r:embed="rId9"/>
+                    <a:blip r:embed="rId10"/>
                     <a:stretch>
                       <a:fillRect/>
                     </a:stretch>
@@ -212,12 +443,17 @@
     </w:p>
     <w:p>
       <w:r>
-        <w:t>Figure 1. An observed Company Brain MAPS overview, captured with item names and technical details hidden. The image illustrates navigation among areas and record types. A displayed connection means a recorded relationship; it does not certify that a workflow ran. Knowledge groups are display partitions, not separate minds. The conceptual figures in the annexes explain selected paths without exposing private records.</w:t>
+        <w:t>Figure 2. Observed local MAPS overview, captured with item names and detailed records hidden. The image illustrates navigational organisation; it does not validate every record or workflow.</w:t>
       </w:r>
     </w:p>
     <w:p>
       <w:r>
-        <w:t>A useful screen answers: what happened, where is the result, why does it matter, and what requires a decision? Names should describe functions. Links should lead to the current record or its preserved predecessor. A graph supports inspection; it becomes useful through the quality and meaning of its relationships rather than the number of edges.</w:t>
+        <w:t>A human-facing view answers questions about purpose and consequence: what is being worked on, what result exists, which source supports it, what needs a decision and what changed. Operational traces remain available for diagnosis without dominating the primary view. A useful exception explains a failed dependency and its consequence rather than requiring the user to interpret an internal agent prompt.</w:t>
+      </w:r>
+    </w:p>
+    <w:p>
+      <w:r>
+        <w:t>ARMS—applications, routines, memory and skills—offers complementary packaging vocabulary in the earlier thesis. Its usefulness depends on stable inputs, outputs and dependencies. The labels require neither a new database nor another management layer. A packaging comparison keeps the underlying corpus, tools and evaluation fixed.</w:t>
       </w:r>
     </w:p>
     <w:p>
@@ -225,27 +461,63 @@
         <w:pStyle w:val="Heading1"/>
       </w:pPr>
       <w:r>
-        <w:t>7. Routines, pulses and bounded improvement</w:t>
+        <w:t>8. Scheduled work and passive operation</w:t>
       </w:r>
     </w:p>
     <w:p>
       <w:r>
-        <w:t>A routine is a defined procedure. A pulse supplies a trigger. An execution is an owned attempt to carry out a task. These distinctions prevent a configured schedule from being mistaken for completed work. A manual button and a scheduled occurrence should reach the same execution contract.</w:t>
+        <w:t>A schedule creates a routine occurrence. It supplies neither missing authority nor a guarantee that a host is awake. Manual and scheduled entry should resolve to the same execution contract, making differences inspectable rather than concealing them behind separate implementations.</w:t>
       </w:r>
     </w:p>
     <w:p>
       <w:r>
-        <w:t>The execution loop observes current state, chooses an allowed action, performs one step, retains a receipt and checks the result. It then continues, repairs, waits, reconciles an uncertain effect or finishes. Attempts, time and authority are bounded. A timeout after an external effect requires reconciliation using the original operation identity; repeating the effect can create a duplicate.</w:t>
+        <w:drawing>
+          <wp:inline xmlns:a="http://schemas.openxmlformats.org/drawingml/2006/main" xmlns:pic="http://schemas.openxmlformats.org/drawingml/2006/picture">
+            <wp:extent cx="5669280" cy="2232279"/>
+            <wp:docPr id="3" name="Picture 3"/>
+            <wp:cNvGraphicFramePr>
+              <a:graphicFrameLocks noChangeAspect="1"/>
+            </wp:cNvGraphicFramePr>
+            <a:graphic>
+              <a:graphicData uri="http://schemas.openxmlformats.org/drawingml/2006/picture">
+                <pic:pic>
+                  <pic:nvPicPr>
+                    <pic:cNvPr id="0" name="pulse-map.png"/>
+                    <pic:cNvPicPr/>
+                  </pic:nvPicPr>
+                  <pic:blipFill>
+                    <a:blip r:embed="rId11"/>
+                    <a:stretch>
+                      <a:fillRect/>
+                    </a:stretch>
+                  </pic:blipFill>
+                  <pic:spPr>
+                    <a:xfrm>
+                      <a:off x="0" y="0"/>
+                      <a:ext cx="5669280" cy="2232279"/>
+                    </a:xfrm>
+                    <a:prstGeom prst="rect"/>
+                  </pic:spPr>
+                </pic:pic>
+              </a:graphicData>
+            </a:graphic>
+          </wp:inline>
+        </w:drawing>
       </w:r>
     </w:p>
     <w:p>
       <w:r>
-        <w:t>Improvement follows a separate loop: collect useful outcomes and failures, propose a specific procedural change, test it against development cases and previously retained failures, then evaluate transfer on held-out tasks. Promotion requires evidence suitable for the claimed improvement. A rewritten instruction is a candidate change until its consequences have been checked.</w:t>
+        <w:t>Figure 3. Manual and scheduled triggers converge on a routine contract. An occurrence identity supports reconciliation of repeated triggers. The diagram specifies intended behaviour, not measured unattended availability.</w:t>
       </w:r>
     </w:p>
     <w:p>
       <w:r>
-        <w:t>Passive operation means that routine authorised work proceeds without unnecessary intervention and returns meaningful outcomes. Human attention is reserved for exceptions and decisions that exceed delegated authority. Availability, recovery, valid tool access and notification behaviour must be tested. A timer alone establishes none of them.</w:t>
+        <w:t>Passive operation means routine work proceeds within established scope and reports useful results or exceptions. Silence alone is ambiguous: a system may be healthy, idle, blocked or unable to execute. Receipts distinguish these states. Monitoring therefore shows the last actual run, its coverage, result and unresolved dependency while avoiding repeated empty status messages.</w:t>
+      </w:r>
+    </w:p>
+    <w:p>
+      <w:r>
+        <w:t>Unattended repair reproduces a suspected defect, changes owned scope, runs relevant regression checks and retains rollback history. A review can identify an external project decision without changing the project. A task that exceeds authority or lacks a capability returns an actionable exception. Autonomous activity and unbounded authority are separate properties.</w:t>
       </w:r>
     </w:p>
     <w:p>
@@ -253,22 +525,97 @@
         <w:pStyle w:val="Heading1"/>
       </w:pPr>
       <w:r>
-        <w:t>8. Human direction and consent</w:t>
+        <w:t>9. Correction and recovery scenarios</w:t>
+      </w:r>
+    </w:p>
+    <w:p>
+      <w:pPr>
+        <w:pStyle w:val="Heading2"/>
+      </w:pPr>
+      <w:r>
+        <w:t>9.1 A corrected reporting rule</w:t>
       </w:r>
     </w:p>
     <w:p>
       <w:r>
-        <w:t>The companion thesis, The Architecture of Consent, asks who shapes the conditions under which choices are made. In Company Brain, that question applies to source selection, skill promotion and the objectives used by evaluators. An orderly system can faithfully preserve an unsound judgment.</w:t>
+        <w:t>A synthetic project reports expenditure of 12,500 pounds. A later instruction requires thousands of pounds. A text-only archive may retain both instructions and choose whichever resembles the next query. In the proposed design, the new instruction receives a version and scope. An answer bound to the earlier version becomes ineligible for current reuse.</w:t>
       </w:r>
     </w:p>
     <w:p>
       <w:r>
-        <w:t>The proposed response is contestability: people can inspect an accepted rule, change its scope, challenge a source, revise an objective and see which future operations are affected. A record of approval is useful only when the person understands what was approved. Retained rationale should be a concise, accountable explanation of the decision and evidence, not an exposure of private deliberation.</w:t>
+        <w:t>The system produces 12.5 with the required unit label and checks both conversion and presentation. The original remains historical evidence. The reusable method binds calculations and presentation to a governing unit convention; 12.5 is a case result. Transfer uses a different amount and reporting context. This separates current-source validation from arithmetic validation: either can fail while the other passes.</w:t>
+      </w:r>
+    </w:p>
+    <w:p>
+      <w:pPr>
+        <w:pStyle w:val="Heading2"/>
+      </w:pPr>
+      <w:r>
+        <w:t>9.2 A repaired software defect</w:t>
       </w:r>
     </w:p>
     <w:p>
       <w:r>
-        <w:t>Technical correctness and legitimate authority require distinct checks. A task can produce the requested artifact and still serve an objective that its owner wishes to revise. The design therefore preserves both execution evidence and the route by which governing direction can change.</w:t>
+        <w:t>A mean function that divides by the length of an empty sequence raises a division error. A task requires a defined empty-input exception. The executor records a failing fixture, applies a scoped change and checks the boundary case alongside ordinary inputs. The artifact is associated with those checks.</w:t>
+      </w:r>
+    </w:p>
+    <w:p>
+      <w:r>
+        <w:t>The retained method translates a boundary-condition requirement into a regression fixture, repair and verification. It does not instruct every function to raise the same exception. A candidate skill identifies prerequisites, interface, permitted changes and acceptance. Transfer is tested on another boundary condition rather than by renaming the original fixture. A failed transfer narrows or rejects the generalisation.</w:t>
+      </w:r>
+    </w:p>
+    <w:p>
+      <w:pPr>
+        <w:pStyle w:val="Heading2"/>
+      </w:pPr>
+      <w:r>
+        <w:t>9.3 A changed dependency during execution</w:t>
+      </w:r>
+    </w:p>
+    <w:p>
+      <w:r>
+        <w:t>Execution starts against source version 3 and the source changes to version 4 before evaluation. A check on the version-3 artifact may remain mechanically valid. Current acceptance requires determining whether the change affects the result. The old attempt is retained, the stale dependency identified and affected work reconsidered. Relabelling the old artifact as version 4 would erase the distinction the ledger preserves.</w:t>
+      </w:r>
+    </w:p>
+    <w:p>
+      <w:r>
+        <w:drawing>
+          <wp:inline xmlns:a="http://schemas.openxmlformats.org/drawingml/2006/main" xmlns:pic="http://schemas.openxmlformats.org/drawingml/2006/picture">
+            <wp:extent cx="5669280" cy="2232279"/>
+            <wp:docPr id="4" name="Picture 4"/>
+            <wp:cNvGraphicFramePr>
+              <a:graphicFrameLocks noChangeAspect="1"/>
+            </wp:cNvGraphicFramePr>
+            <a:graphic>
+              <a:graphicData uri="http://schemas.openxmlformats.org/drawingml/2006/picture">
+                <pic:pic>
+                  <pic:nvPicPr>
+                    <pic:cNvPr id="0" name="memory-map.png"/>
+                    <pic:cNvPicPr/>
+                  </pic:nvPicPr>
+                  <pic:blipFill>
+                    <a:blip r:embed="rId12"/>
+                    <a:stretch>
+                      <a:fillRect/>
+                    </a:stretch>
+                  </pic:blipFill>
+                  <pic:spPr>
+                    <a:xfrm>
+                      <a:off x="0" y="0"/>
+                      <a:ext cx="5669280" cy="2232279"/>
+                    </a:xfrm>
+                    <a:prstGeom prst="rect"/>
+                  </pic:spPr>
+                </pic:pic>
+              </a:graphicData>
+            </a:graphic>
+          </wp:inline>
+        </w:drawing>
+      </w:r>
+    </w:p>
+    <w:p>
+      <w:r>
+        <w:t>Figure 4. A source correction changes eligibility while retaining the earlier result. Revalidation creates a new checked result; it does not retroactively change what was tested.</w:t>
       </w:r>
     </w:p>
     <w:p>
@@ -276,27 +623,71 @@
         <w:pStyle w:val="Heading1"/>
       </w:pPr>
       <w:r>
-        <w:t>9. Implementation derived from the argument</w:t>
+        <w:t>10. Evaluation design</w:t>
+      </w:r>
+    </w:p>
+    <w:p>
+      <w:pPr>
+        <w:pStyle w:val="Heading2"/>
+      </w:pPr>
+      <w:r>
+        <w:t>10.1 Controlled comparisons</w:t>
       </w:r>
     </w:p>
     <w:p>
       <w:r>
-        <w:t>Begin with one domain, one owner and one reversible workflow. Store versioned records and make their current eligibility queryable. Add a bounded retrieval path, then a task contract and a deterministic runner. Introduce model decisions only where the next step genuinely depends on interpretation. Add artifact checks before adding recurring triggers.</w:t>
+        <w:t>Three conditions isolate proposed benefits: A supplies current-task context; B adds eligible organisational facts; C adds the same facts plus validated procedures. Model, tools, budget and acceptance criteria remain fixed. The primary contrast C minus B estimates procedural reuse; B minus A estimates retained facts; C minus A measures their combined effect.</w:t>
       </w:r>
     </w:p>
     <w:p>
       <w:r>
-        <w:t>A practical local stack can use ordinary files for documents, a transactional database for current state and an append-only history for changes. Choose one authoritative writer and rebuildable views. Product artifacts remain in their own workspaces; the control layer retains links and bounded summaries. Access enforcement belongs in the runtime and tools, not solely in written instructions.</w:t>
+        <w:t>Task families are partitioned into development and held-out sets before procedural extraction. Each task-condition pair receives isolated memory so one arm cannot learn from another's attempts. Order is balanced across the six permutations of A, B and C; stochastic runs repeat with recorded settings. Family separation matters because differently worded prompts can encode the same solution.</w:t>
       </w:r>
     </w:p>
     <w:p>
       <w:r>
-        <w:t>Introduce a public synthetic example before connecting valuable data. Demonstrate correction propagation, rejected stale writes, missing evidence and duplicate triggers. Add external adapters individually, verifying both their interfaces and actual results. Move to a distributed execution service when the requirements include durable waits, concurrent ownership or remote recovery that the local design cannot reliably provide.</w:t>
+        <w:t>The task set includes supported and unsupported questions, source changes, ambiguous instructions, interruption, duplicate triggers and non-transferable procedures. Domain acceptance is defined before outputs are examined. Blinded evaluation is preferred where practical; disagreements and adjudication rules remain recorded. Evaluation should not reward an elaborate system merely because its traces look sophisticated.</w:t>
+      </w:r>
+    </w:p>
+    <w:p>
+      <w:pPr>
+        <w:pStyle w:val="Heading2"/>
+      </w:pPr>
+      <w:r>
+        <w:t>10.2 Outcomes and uncertainty</w:t>
       </w:r>
     </w:p>
     <w:p>
       <w:r>
-        <w:t>The adoption guide and annexes specify the sequence in more detail. They are portable design instructions rather than an installation manual for a proprietary product.</w:t>
+        <w:t>Let a_i be binary acceptance for task i under a predefined rubric. Acceptance rate is sum_i a_i / N. A paired contrast averages within-task differences. Confidence intervals respect task-family clustering; a proposed analysis uses a family-level bootstrap with 10,000 resamples and 95% intervals. Resampling and pilot-based sample-size decisions are fixed before held-out evaluation.</w:t>
+      </w:r>
+    </w:p>
+    <w:p>
+      <w:r>
+        <w:t>Secondary measures include unsupported claims, stale-source use, human correction minutes, median and tail latency, and resource cost. Cost per accepted result includes every attempt, retrieval, model call, tool operation and specified review overhead divided by accepted results. With no accepted results, the ratio is undefined; total cost and failures are still reported. Omitting unsuccessful attempts would reward hidden waste.</w:t>
+      </w:r>
+    </w:p>
+    <w:p>
+      <w:r>
+        <w:t>Active correction time differs from elapsed waiting time. Faster generation can be outweighed by greater checking effort. Aggregate scores must also expose critical failures such as cross-project retrieval or an unauthorised effect. A system can have a high average acceptance rate and still violate an essential boundary.</w:t>
+      </w:r>
+    </w:p>
+    <w:p>
+      <w:pPr>
+        <w:pStyle w:val="Heading2"/>
+      </w:pPr>
+      <w:r>
+        <w:t>10.3 Separating experiments</w:t>
+      </w:r>
+    </w:p>
+    <w:p>
+      <w:r>
+        <w:t>Frozen-memory evaluation estimates the value of an existing procedure library. Online correction evaluation estimates change after feedback. They are separate experiments because evolving memory changes the treatment over time. A longitudinal study can then examine drift, retention and maintenance under a stated update policy.</w:t>
+      </w:r>
+    </w:p>
+    <w:p>
+      <w:r>
+        <w:t>A map-view ablation holds corpus and execution fixed: faster navigation does not establish better reasoning. A packaging comparison varies skill selection and context presentation without also changing model or tools. These separations identify which machinery contributes value and which adds complexity.</w:t>
       </w:r>
     </w:p>
     <w:p>
@@ -304,22 +695,22 @@
         <w:pStyle w:val="Heading1"/>
       </w:pPr>
       <w:r>
-        <w:t>10. Evaluation and scholarly development</w:t>
+        <w:t>11. Demonstration and evidential scope</w:t>
       </w:r>
     </w:p>
     <w:p>
       <w:r>
-        <w:t>The primary empirical question is whether selected, validated procedures improve accepted work beyond access to the same factual knowledge. Compare three conditions: task context alone; task context plus accepted facts; and the same facts plus validated procedures. Hold model, tools, permissions and budgets constant. Freeze the memory for each offline trial and isolate task-family splits.</w:t>
+        <w:t>The public standard-library Python fixture checks five consequences: a current result is returned, a changed source invalidates an old result, a different project cannot reuse it through the fixture's retrieval function, a candidate source is excluded, and an altered artifact fails integrity checking. The technical annexes provide reproduction conditions and observable expectations.</w:t>
       </w:r>
     </w:p>
     <w:p>
       <w:r>
-        <w:t>Measure accepted outputs, unsupported claims, stale-rule use, human correction time, latency and actual cost across all attempts. Report unsuccessful tasks as well as successful ones. Use repeated trials for stochastic execution and uncertainty estimates appropriate to related task families. Separate evaluation of online correction from frozen-memory comparisons.</w:t>
+        <w:t>The fixture uses synthetic in-memory records. It contains no model, network, persistence or authentication. Project filtering is not an access-control boundary; a hash is not semantic verification. Its evidential value is that eligibility rules produce observable behaviour, including refusal to reuse an available but ineligible answer.</w:t>
       </w:r>
     </w:p>
     <w:p>
       <w:r>
-        <w:t>The public demonstration accompanying this edition is a deterministic teaching fixture. Historical engineering work informs the design; neither fixture success nor regression counts establish a model-performance effect. The research programme requires a published task set, meaningful baselines, ablations of individual safeguards, independent outcome assessment where feasible, and reporting of contrary results.</w:t>
+        <w:t>Earlier local development informed the contracts, but this public fixture does not reproduce the private operational system. The model comparison in Section 10 remains unmeasured. No productivity effect, general transfer gain or reduction in human intervention is reported as a result of this study.</w:t>
       </w:r>
     </w:p>
     <w:p>
@@ -327,12 +718,27 @@
         <w:pStyle w:val="Heading1"/>
       </w:pPr>
       <w:r>
-        <w:t>Conclusion</w:t>
+        <w:t>12. Discussion and conclusion</w:t>
       </w:r>
     </w:p>
     <w:p>
       <w:r>
-        <w:t>Company Brain proposes that organisational capability can accumulate through recoverable, evaluated consequences of work. Its organising unit is the relationship between purpose, evidence, procedure and accepted result. Memory makes that relationship available; bounded execution applies it; correction keeps it revisable; human direction determines what it is for. The thesis becomes useful through implementations and experiments that expose where those relationships hold and where they fail.</w:t>
+        <w:t>Retaining experience and improving performance are different achievements. Harmful procedures can persist as readily as useful ones. Evidence-bound updates attempt to preserve useful consequences while allowing corrections to reach future dependent tasks.</w:t>
+      </w:r>
+    </w:p>
+    <w:p>
+      <w:r>
+        <w:t>The costs require measurement. Provenance adds storage and retrieval overhead; versioning complicates dependency management. Fine-grained procedures can fragment context, while excessive abstraction removes the details that made a method useful. Review consumes time and may share the generator's blind spots. The appropriate architecture is the smallest arrangement that meets the task's continuity and evidence requirements.</w:t>
+      </w:r>
+    </w:p>
+    <w:p>
+      <w:r>
+        <w:t>Operational forgetting preserves history while removing superseded instructions from current retrieval. Candidate methods can be rejected; family-specific preferences remain scoped. These mechanisms prevent every past interaction from becoming a permanent instruction for every future task.</w:t>
+      </w:r>
+    </w:p>
+    <w:p>
+      <w:r>
+        <w:t>Company Brain frames cumulative capability as a maintained relation between work and evidence. Its decisive test is whether later tasks benefit under changed conditions. Demonstrable benefit, inspectable dependencies and recoverable correction together provide a stronger basis for useful continuity than increasing the volume of retained text.</w:t>
       </w:r>
     </w:p>
     <w:p>
@@ -345,47 +751,143 @@
     </w:p>
     <w:p>
       <w:r>
-        <w:t xml:space="preserve">1. Lewis et al. Retrieval-Augmented Generation for Knowledge-Intensive NLP Tasks. NeurIPS 2020. </w:t>
+        <w:t xml:space="preserve">[1] Sweller, J., and Cooper, G. A. (1985). The Use of Worked Examples as a Substitute for Problem Solving in Learning Algebra. Cognition and Instruction, 2(1), 59–89. </w:t>
       </w:r>
-      <w:hyperlink r:id="rId10">
+      <w:hyperlink r:id="rId13">
+        <w:r>
+          <w:t>https://doi.org/10.1207/s1532690xci0201_3</w:t>
+        </w:r>
+      </w:hyperlink>
+      <w:r/>
+    </w:p>
+    <w:p>
+      <w:r>
+        <w:t xml:space="preserve">[2] Kahneman, D., and Klein, G. (2009). Conditions for Intuitive Expertise: A Failure to Disagree. American Psychologist, 64(6), 515–526. </w:t>
+      </w:r>
+      <w:hyperlink r:id="rId14">
+        <w:r>
+          <w:t>https://pubmed.ncbi.nlm.nih.gov/19739881/</w:t>
+        </w:r>
+      </w:hyperlink>
+      <w:r/>
+    </w:p>
+    <w:p>
+      <w:r>
+        <w:t xml:space="preserve">[3] Lewis, P., et al. (2020). Retrieval-Augmented Generation for Knowledge-Intensive NLP Tasks. NeurIPS. </w:t>
+      </w:r>
+      <w:hyperlink r:id="rId15">
         <w:r>
           <w:t>https://arxiv.org/abs/2005.11401</w:t>
         </w:r>
       </w:hyperlink>
+      <w:r/>
+    </w:p>
+    <w:p>
       <w:r>
-        <w:br/>
-        <w:t xml:space="preserve">2. Shinn et al. Reflexion: Language Agents with Verbal Reinforcement Learning. 2023, version 4. </w:t>
+        <w:t xml:space="preserve">[4] Liu, N. F., et al. (2024). Lost in the Middle: How Language Models Use Long Contexts. TACL, 12, 157–173. </w:t>
       </w:r>
-      <w:hyperlink r:id="rId11">
+      <w:hyperlink r:id="rId16">
         <w:r>
-          <w:t>https://arxiv.org/abs/2303.11366v4</w:t>
+          <w:t>https://aclanthology.org/2024.tacl-1.9/</w:t>
         </w:r>
       </w:hyperlink>
+      <w:r/>
+    </w:p>
+    <w:p>
       <w:r>
-        <w:br/>
-        <w:t xml:space="preserve">3. Wang et al. Agent Workflow Memory. 2024. </w:t>
+        <w:t xml:space="preserve">[5] Shinn, N., et al. (2023). Reflexion: Language Agents with Verbal Reinforcement Learning. </w:t>
       </w:r>
-      <w:hyperlink r:id="rId12">
+      <w:hyperlink r:id="rId17">
+        <w:r>
+          <w:t>https://arxiv.org/abs/2303.11366</w:t>
+        </w:r>
+      </w:hyperlink>
+      <w:r/>
+    </w:p>
+    <w:p>
+      <w:r>
+        <w:t xml:space="preserve">[6] Zhao, A., et al. (2024). ExpeL: LLM Agents Are Experiential Learners. AAAI. </w:t>
+      </w:r>
+      <w:hyperlink r:id="rId18">
+        <w:r>
+          <w:t>https://arxiv.org/abs/2308.10144</w:t>
+        </w:r>
+      </w:hyperlink>
+      <w:r/>
+    </w:p>
+    <w:p>
+      <w:r>
+        <w:t xml:space="preserve">[7] Wang, G., et al. (2023). Voyager: An Open-Ended Embodied Agent with Large Language Models. </w:t>
+      </w:r>
+      <w:hyperlink r:id="rId19">
+        <w:r>
+          <w:t>https://arxiv.org/abs/2305.16291</w:t>
+        </w:r>
+      </w:hyperlink>
+      <w:r/>
+    </w:p>
+    <w:p>
+      <w:r>
+        <w:t xml:space="preserve">[8] Wang, Z. Z., Mao, J., Fried, D., and Neubig, G. (2024). Agent Workflow Memory. </w:t>
+      </w:r>
+      <w:hyperlink r:id="rId20">
         <w:r>
           <w:t>https://arxiv.org/abs/2409.07429</w:t>
         </w:r>
       </w:hyperlink>
+      <w:r/>
+    </w:p>
+    <w:p>
       <w:r>
-        <w:br/>
-        <w:t xml:space="preserve">4. W3C. PROV Overview. 2013. </w:t>
+        <w:t xml:space="preserve">[9] Zhang, Q., et al. (2026). Agentic Context Engineering: Evolving Contexts for Self-Improving Language Models. ICLR 2026; manuscript version 3. </w:t>
       </w:r>
-      <w:hyperlink r:id="rId13">
+      <w:hyperlink r:id="rId21">
+        <w:r>
+          <w:t>https://arxiv.org/abs/2510.04618v3</w:t>
+        </w:r>
+      </w:hyperlink>
+      <w:r/>
+    </w:p>
+    <w:p>
+      <w:r>
+        <w:t xml:space="preserve">[10] Huang, J., et al. (2024). Large Language Models Cannot Self-Correct Reasoning Yet. ICLR. </w:t>
+      </w:r>
+      <w:hyperlink r:id="rId22">
+        <w:r>
+          <w:t>https://arxiv.org/abs/2310.01798</w:t>
+        </w:r>
+      </w:hyperlink>
+      <w:r/>
+    </w:p>
+    <w:p>
+      <w:r>
+        <w:t xml:space="preserve">[11] Cormack, G. V., Clarke, C. L. A., and Buettcher, S. (2009). Reciprocal Rank Fusion Outperforms Condorcet and Individual Rank Learning Methods. SIGIR. </w:t>
+      </w:r>
+      <w:hyperlink r:id="rId23">
+        <w:r>
+          <w:t>https://doi.org/10.1145/1571941.1572114</w:t>
+        </w:r>
+      </w:hyperlink>
+      <w:r/>
+    </w:p>
+    <w:p>
+      <w:r>
+        <w:t xml:space="preserve">[12] W3C (2013). PROV Overview. </w:t>
+      </w:r>
+      <w:hyperlink r:id="rId24">
         <w:r>
           <w:t>https://www.w3.org/TR/prov-overview/</w:t>
         </w:r>
       </w:hyperlink>
+      <w:r/>
+    </w:p>
+    <w:p>
       <w:r>
-        <w:br/>
-        <w:t xml:space="preserve">5. OpenTelemetry. Context propagation. </w:t>
+        <w:t xml:space="preserve">[13] PavRus / Automation Orbit. AI OS MAPS Guide. Practitioner guide, accessed 11 October 2026. </w:t>
       </w:r>
-      <w:hyperlink r:id="rId14">
+      <w:hyperlink r:id="rId25">
         <w:r>
-          <w:t>https://opentelemetry.io/docs/concepts/context-propagation/</w:t>
+          <w:t>https://github.com/pavrus117/ai-os-maps-guide</w:t>
         </w:r>
       </w:hyperlink>
       <w:r/>
@@ -395,12 +897,23 @@
         <w:pStyle w:val="Heading1"/>
       </w:pPr>
       <w:r>
-        <w:t>Preparation note</w:t>
+        <w:t>Artifact availability</w:t>
       </w:r>
     </w:p>
     <w:p>
       <w:r>
-        <w:t>Generative AI assisted source discovery, editing, document preparation and the synthetic demonstration. The named author remains responsible for the thesis. This edition makes no claim of peer review or independent experimental validation.</w:t>
+        <w:t>The technical annexes specify contracts, checks and reproduction conditions. The public example is an independent educational fixture. Papers are freely readable and downloadable under the accompanying rights statement. Private operational code and licensed dependencies are excluded.</w:t>
+      </w:r>
+    </w:p>
+    <w:p>
+      <w:r>
+        <w:br/>
+        <w:t>## Preparation disclosure</w:t>
+      </w:r>
+    </w:p>
+    <w:p>
+      <w:r>
+        <w:t>Generative AI assisted literature retrieval, drafting, editing and document preparation. Sources and demonstration limits are identified in the manuscript. This author-issued edition has not undergone independent peer review.</w:t>
         <w:br/>
       </w:r>
     </w:p>

--- a/company-brain.docx
+++ b/company-brain.docx
@@ -906,15 +906,16 @@
       </w:r>
     </w:p>
     <w:p>
+      <w:pPr>
+        <w:pStyle w:val="Heading1"/>
+      </w:pPr>
       <w:r>
-        <w:br/>
-        <w:t>## Preparation disclosure</w:t>
+        <w:t>Preparation disclosure</w:t>
       </w:r>
     </w:p>
     <w:p>
       <w:r>
         <w:t>Generative AI assisted literature retrieval, drafting, editing and document preparation. Sources and demonstration limits are identified in the manuscript. This author-issued edition has not undergone independent peer review.</w:t>
-        <w:br/>
       </w:r>
     </w:p>
     <w:sectPr>
